--- a/11_Consultations/Consultation_fiscale_SAUVAGE_France-Quebec-1.docx
+++ b/11_Consultations/Consultation_fiscale_SAUVAGE_France-Quebec-1.docx
@@ -45,7 +45,7 @@
           <w:rFonts w:eastAsia="Raleway" w:cs="Raleway"/>
           <w:color w:val="000000"/>
         </w:rPr>
-        <w:t>2</w:t>
+        <w:t>3</w:t>
       </w:r>
       <w:r>
         <w:rPr>
@@ -223,21 +223,26 @@
         </w:numPr>
         <w:spacing w:after="60" w:line="276" w:lineRule="auto"/>
       </w:pPr>
-      <w:proofErr w:type="gramStart"/>
-      <w:r>
-        <w:rPr>
-          <w:rFonts w:eastAsia="Raleway" w:cs="Raleway"/>
-          <w:color w:val="000000"/>
-        </w:rPr>
-        <w:t>après</w:t>
-      </w:r>
-      <w:proofErr w:type="gramEnd"/>
-      <w:r>
-        <w:rPr>
-          <w:rFonts w:eastAsia="Raleway" w:cs="Raleway"/>
-          <w:color w:val="000000"/>
-        </w:rPr>
-        <w:t xml:space="preserve"> trois années passées au Québec, vous êtes revenue vous installer en France, où vous avez créé une micro-entreprise ;</w:t>
+      <w:r>
+        <w:rPr>
+          <w:rFonts w:eastAsia="Raleway" w:cs="Raleway"/>
+          <w:color w:val="000000"/>
+        </w:rPr>
+        <w:t xml:space="preserve">après trois années passées au Québec, vous êtes revenue vous installer en </w:t>
+      </w:r>
+      <w:r>
+        <w:rPr>
+          <w:rFonts w:eastAsia="Raleway" w:cs="Raleway"/>
+          <w:color w:val="000000"/>
+        </w:rPr>
+        <w:t>France fin 2025</w:t>
+      </w:r>
+      <w:r>
+        <w:rPr>
+          <w:rFonts w:eastAsia="Raleway" w:cs="Raleway"/>
+          <w:color w:val="000000"/>
+        </w:rPr>
+        <w:t>, où vous avez créé une micro-entreprise ;</w:t>
       </w:r>
     </w:p>
     <w:p>
@@ -249,21 +254,12 @@
         </w:numPr>
         <w:spacing w:after="60" w:line="276" w:lineRule="auto"/>
       </w:pPr>
-      <w:proofErr w:type="gramStart"/>
-      <w:r>
-        <w:rPr>
-          <w:rFonts w:eastAsia="Raleway" w:cs="Raleway"/>
-          <w:color w:val="000000"/>
-        </w:rPr>
-        <w:t>vous</w:t>
-      </w:r>
-      <w:proofErr w:type="gramEnd"/>
-      <w:r>
-        <w:rPr>
-          <w:rFonts w:eastAsia="Raleway" w:cs="Raleway"/>
-          <w:color w:val="000000"/>
-        </w:rPr>
-        <w:t xml:space="preserve"> déclarez votre chiffre d’affaires à l’URSSAF depuis votre première facture ;</w:t>
+      <w:r>
+        <w:rPr>
+          <w:rFonts w:eastAsia="Raleway" w:cs="Raleway"/>
+          <w:color w:val="000000"/>
+        </w:rPr>
+        <w:t>vous déclarez votre chiffre d’affaires à l’URSSAF depuis votre première facture ;</w:t>
       </w:r>
     </w:p>
     <w:p>
@@ -275,21 +271,12 @@
         </w:numPr>
         <w:spacing w:after="60" w:line="276" w:lineRule="auto"/>
       </w:pPr>
-      <w:proofErr w:type="gramStart"/>
-      <w:r>
-        <w:rPr>
-          <w:rFonts w:eastAsia="Raleway" w:cs="Raleway"/>
-          <w:color w:val="000000"/>
-        </w:rPr>
-        <w:t>vous</w:t>
-      </w:r>
-      <w:proofErr w:type="gramEnd"/>
-      <w:r>
-        <w:rPr>
-          <w:rFonts w:eastAsia="Raleway" w:cs="Raleway"/>
-          <w:color w:val="000000"/>
-        </w:rPr>
-        <w:t xml:space="preserve"> poursuivez en parallèle, en tant que prestataire indépendante, une activité pour votre ancien employeur québécois, qui vous règle sur votre compte bancaire canadien, toujours actif ;</w:t>
+      <w:r>
+        <w:rPr>
+          <w:rFonts w:eastAsia="Raleway" w:cs="Raleway"/>
+          <w:color w:val="000000"/>
+        </w:rPr>
+        <w:t>vous poursuivez en parallèle, en tant que prestataire indépendante, une activité pour votre ancien employeur québécois, qui vous règle sur votre compte bancaire canadien, toujours actif ;</w:t>
       </w:r>
     </w:p>
     <w:p>
@@ -301,22 +288,13 @@
         </w:numPr>
         <w:spacing w:after="60" w:line="276" w:lineRule="auto"/>
       </w:pPr>
-      <w:proofErr w:type="gramStart"/>
       <w:r>
         <w:rPr>
           <w:rFonts w:eastAsia="Raleway" w:cs="Raleway"/>
           <w:color w:val="000000"/>
         </w:rPr>
         <w:lastRenderedPageBreak/>
-        <w:t>aucune</w:t>
-      </w:r>
-      <w:proofErr w:type="gramEnd"/>
-      <w:r>
-        <w:rPr>
-          <w:rFonts w:eastAsia="Raleway" w:cs="Raleway"/>
-          <w:color w:val="000000"/>
-        </w:rPr>
-        <w:t xml:space="preserve"> déclaration n’a été effectuée, ni en France ni au Québec, au titre de ces honoraires québécois.</w:t>
+        <w:t>aucune déclaration n’a été effectuée, ni en France ni au Québec, au titre de ces honoraires québécois.</w:t>
       </w:r>
     </w:p>
     <w:p>
@@ -487,55 +465,7 @@
           <w:rFonts w:eastAsia="Raleway" w:cs="Raleway"/>
           <w:color w:val="000000"/>
         </w:rPr>
-        <w:t xml:space="preserve"> : la société </w:t>
-      </w:r>
-      <w:proofErr w:type="spellStart"/>
-      <w:r>
-        <w:rPr>
-          <w:rFonts w:eastAsia="Raleway" w:cs="Raleway"/>
-          <w:color w:val="000000"/>
-        </w:rPr>
-        <w:t>Athletes</w:t>
-      </w:r>
-      <w:proofErr w:type="spellEnd"/>
-      <w:r>
-        <w:rPr>
-          <w:rFonts w:eastAsia="Raleway" w:cs="Raleway"/>
-          <w:color w:val="000000"/>
-        </w:rPr>
-        <w:t xml:space="preserve"> </w:t>
-      </w:r>
-      <w:proofErr w:type="spellStart"/>
-      <w:r>
-        <w:rPr>
-          <w:rFonts w:eastAsia="Raleway" w:cs="Raleway"/>
-          <w:color w:val="000000"/>
-        </w:rPr>
-        <w:t>Vibes</w:t>
-      </w:r>
-      <w:proofErr w:type="spellEnd"/>
-      <w:r>
-        <w:rPr>
-          <w:rFonts w:eastAsia="Raleway" w:cs="Raleway"/>
-          <w:color w:val="000000"/>
-        </w:rPr>
-        <w:t xml:space="preserve"> (France) et les marques du groupe Strøm (Strøm spa nordique, </w:t>
-      </w:r>
-      <w:proofErr w:type="spellStart"/>
-      <w:r>
-        <w:rPr>
-          <w:rFonts w:eastAsia="Raleway" w:cs="Raleway"/>
-          <w:color w:val="000000"/>
-        </w:rPr>
-        <w:t>Forena</w:t>
-      </w:r>
-      <w:proofErr w:type="spellEnd"/>
-      <w:r>
-        <w:rPr>
-          <w:rFonts w:eastAsia="Raleway" w:cs="Raleway"/>
-          <w:color w:val="000000"/>
-        </w:rPr>
-        <w:t xml:space="preserve">, AWŪ </w:t>
+        <w:t xml:space="preserve"> : la société Athletes Vibes (France) et les marques du groupe Strøm (Strøm spa nordique, Forena, AWŪ </w:t>
       </w:r>
       <w:r>
         <w:rPr>
@@ -1007,23 +937,7 @@
           <w:rFonts w:eastAsia="Raleway" w:cs="Raleway"/>
           <w:color w:val="000000"/>
         </w:rPr>
-        <w:t xml:space="preserve"> en ligne (de type Wise ou </w:t>
-      </w:r>
-      <w:proofErr w:type="spellStart"/>
-      <w:r>
-        <w:rPr>
-          <w:rFonts w:eastAsia="Raleway" w:cs="Raleway"/>
-          <w:color w:val="000000"/>
-        </w:rPr>
-        <w:t>Revolut</w:t>
-      </w:r>
-      <w:proofErr w:type="spellEnd"/>
-      <w:r>
-        <w:rPr>
-          <w:rFonts w:eastAsia="Raleway" w:cs="Raleway"/>
-          <w:color w:val="000000"/>
-        </w:rPr>
-        <w:t>), celui-ci, ouvert auprès d’un établissement étranger, devrait lui aussi être déclaré chaque année à l’administration fiscale française (voir III.6 ci-après).</w:t>
+        <w:t xml:space="preserve"> en ligne (de type Wise ou Revolut), celui-ci, ouvert auprès d’un établissement étranger, devrait lui aussi être déclaré chaque année à l’administration fiscale française (voir III.6 ci-après).</w:t>
       </w:r>
     </w:p>
     <w:p>
@@ -1101,55 +1015,14 @@
           <w:rFonts w:eastAsia="Raleway" w:cs="Raleway"/>
           <w:color w:val="000000"/>
         </w:rPr>
-        <w:t xml:space="preserve">                         </w:t>
-      </w:r>
-      <w:proofErr w:type="gramStart"/>
-      <w:r>
-        <w:rPr>
-          <w:rFonts w:eastAsia="Raleway" w:cs="Raleway"/>
-          <w:color w:val="000000"/>
-        </w:rPr>
-        <w:t xml:space="preserve">  </w:t>
-      </w:r>
-      <w:r>
-        <w:rPr>
-          <w:rFonts w:eastAsia="Raleway" w:cs="Raleway"/>
-          <w:color w:val="000000"/>
-        </w:rPr>
-        <w:t xml:space="preserve"> (</w:t>
-      </w:r>
-      <w:proofErr w:type="spellStart"/>
-      <w:proofErr w:type="gramEnd"/>
-      <w:r>
-        <w:rPr>
-          <w:rFonts w:eastAsia="Raleway" w:cs="Raleway"/>
-          <w:color w:val="000000"/>
-        </w:rPr>
-        <w:t>BOFiP</w:t>
-      </w:r>
-      <w:proofErr w:type="spellEnd"/>
-      <w:r>
-        <w:rPr>
-          <w:rFonts w:eastAsia="Raleway" w:cs="Raleway"/>
-          <w:color w:val="000000"/>
-        </w:rPr>
-        <w:t>, BOI-IR-BASE-10-10-10-</w:t>
-      </w:r>
-      <w:proofErr w:type="gramStart"/>
-      <w:r>
-        <w:rPr>
-          <w:rFonts w:eastAsia="Raleway" w:cs="Raleway"/>
-          <w:color w:val="000000"/>
-        </w:rPr>
-        <w:t>10,§</w:t>
-      </w:r>
-      <w:proofErr w:type="gramEnd"/>
-      <w:r>
-        <w:rPr>
-          <w:rFonts w:eastAsia="Raleway" w:cs="Raleway"/>
-          <w:color w:val="000000"/>
-        </w:rPr>
-        <w:t xml:space="preserve">20). La doctrine admet, à titre de règle pratique, une conversion au cours moyen annuel ; celui-ci n’étant connu qu’en fin d’année, il est inadapté à vos déclarations URSSAF périodiques. Nous vous recommandons donc de retenir, </w:t>
+        <w:t xml:space="preserve">                           </w:t>
+      </w:r>
+      <w:r>
+        <w:rPr>
+          <w:rFonts w:eastAsia="Raleway" w:cs="Raleway"/>
+          <w:color w:val="000000"/>
+        </w:rPr>
+        <w:t xml:space="preserve"> (BOFiP, BOI-IR-BASE-10-10-10-10,§20). La doctrine admet, à titre de règle pratique, une conversion au cours moyen annuel ; celui-ci n’étant connu qu’en fin d’année, il est inadapté à vos déclarations URSSAF périodiques. Nous vous recommandons donc de retenir, </w:t>
       </w:r>
       <w:r>
         <w:rPr>
@@ -1246,7 +1119,6 @@
         <w:lastRenderedPageBreak/>
         <w:t xml:space="preserve">La jurisprudence retient cette analyse pour des activités très proches : une activité consistant essentiellement dans la rédaction et la conception de documents publicitaires n’est pas commerciale, alors même que son titulaire était immatriculé comme commerçant (CAA Marseille, 20 mai 2003, n°00MA02399 ; dans le même sens pour une société de communication exerçant principalement des prestations </w:t>
       </w:r>
-      <w:proofErr w:type="gramStart"/>
       <w:r>
         <w:rPr>
           <w:rFonts w:eastAsia="Raleway" w:cs="Raleway"/>
@@ -1259,15 +1131,7 @@
           <w:rFonts w:eastAsia="Raleway" w:cs="Raleway"/>
           <w:color w:val="000000"/>
         </w:rPr>
-        <w:t xml:space="preserve"> </w:t>
-      </w:r>
-      <w:proofErr w:type="gramEnd"/>
-      <w:r>
-        <w:rPr>
-          <w:rFonts w:eastAsia="Raleway" w:cs="Raleway"/>
-          <w:color w:val="000000"/>
-        </w:rPr>
-        <w:t xml:space="preserve">                      </w:t>
+        <w:t xml:space="preserve">                       </w:t>
       </w:r>
       <w:r>
         <w:rPr>
@@ -1883,7 +1747,6 @@
         </w:numPr>
         <w:spacing w:after="60" w:line="276" w:lineRule="auto"/>
       </w:pPr>
-      <w:proofErr w:type="gramStart"/>
       <w:r>
         <w:rPr>
           <w:rFonts w:eastAsia="Raleway" w:cs="Raleway"/>
@@ -1891,17 +1754,7 @@
           <w:bCs/>
           <w:color w:val="000000"/>
         </w:rPr>
-        <w:t>factures</w:t>
-      </w:r>
-      <w:proofErr w:type="gramEnd"/>
-      <w:r>
-        <w:rPr>
-          <w:rFonts w:eastAsia="Raleway" w:cs="Raleway"/>
-          <w:b/>
-          <w:bCs/>
-          <w:color w:val="000000"/>
-        </w:rPr>
-        <w:t xml:space="preserve"> aux marques du groupe Strøm</w:t>
+        <w:t>factures aux marques du groupe Strøm</w:t>
       </w:r>
       <w:r>
         <w:rPr>
@@ -1934,7 +1787,6 @@
         </w:numPr>
         <w:spacing w:after="60" w:line="276" w:lineRule="auto"/>
       </w:pPr>
-      <w:proofErr w:type="gramStart"/>
       <w:r>
         <w:rPr>
           <w:rFonts w:eastAsia="Raleway" w:cs="Raleway"/>
@@ -1942,9 +1794,28 @@
           <w:bCs/>
           <w:color w:val="000000"/>
         </w:rPr>
-        <w:t>factures</w:t>
-      </w:r>
-      <w:proofErr w:type="gramEnd"/>
+        <w:t>factures à Athletes Vibes</w:t>
+      </w:r>
+      <w:r>
+        <w:rPr>
+          <w:rFonts w:eastAsia="Raleway" w:cs="Raleway"/>
+          <w:color w:val="000000"/>
+        </w:rPr>
+        <w:t>, tant que vous bénéficiez de la franchise en base : « TVA non applicable, article 293 B du CGI ».</w:t>
+      </w:r>
+    </w:p>
+    <w:p>
+      <w:pPr>
+        <w:pStyle w:val="RALEWAYTEXTE"/>
+        <w:spacing w:after="160" w:line="276" w:lineRule="auto"/>
+      </w:pPr>
+      <w:r>
+        <w:rPr>
+          <w:rFonts w:eastAsia="Raleway" w:cs="Raleway"/>
+          <w:color w:val="000000"/>
+        </w:rPr>
+        <w:t xml:space="preserve">Le chiffre d’affaires réalisé avec votre client québécois </w:t>
+      </w:r>
       <w:r>
         <w:rPr>
           <w:rFonts w:eastAsia="Raleway" w:cs="Raleway"/>
@@ -1952,66 +1823,6 @@
           <w:bCs/>
           <w:color w:val="000000"/>
         </w:rPr>
-        <w:t xml:space="preserve"> à </w:t>
-      </w:r>
-      <w:proofErr w:type="spellStart"/>
-      <w:r>
-        <w:rPr>
-          <w:rFonts w:eastAsia="Raleway" w:cs="Raleway"/>
-          <w:b/>
-          <w:bCs/>
-          <w:color w:val="000000"/>
-        </w:rPr>
-        <w:t>Athletes</w:t>
-      </w:r>
-      <w:proofErr w:type="spellEnd"/>
-      <w:r>
-        <w:rPr>
-          <w:rFonts w:eastAsia="Raleway" w:cs="Raleway"/>
-          <w:b/>
-          <w:bCs/>
-          <w:color w:val="000000"/>
-        </w:rPr>
-        <w:t xml:space="preserve"> </w:t>
-      </w:r>
-      <w:proofErr w:type="spellStart"/>
-      <w:r>
-        <w:rPr>
-          <w:rFonts w:eastAsia="Raleway" w:cs="Raleway"/>
-          <w:b/>
-          <w:bCs/>
-          <w:color w:val="000000"/>
-        </w:rPr>
-        <w:t>Vibes</w:t>
-      </w:r>
-      <w:proofErr w:type="spellEnd"/>
-      <w:r>
-        <w:rPr>
-          <w:rFonts w:eastAsia="Raleway" w:cs="Raleway"/>
-          <w:color w:val="000000"/>
-        </w:rPr>
-        <w:t>, tant que vous bénéficiez de la franchise en base : « TVA non applicable, article 293 B du CGI ».</w:t>
-      </w:r>
-    </w:p>
-    <w:p>
-      <w:pPr>
-        <w:pStyle w:val="RALEWAYTEXTE"/>
-        <w:spacing w:after="160" w:line="276" w:lineRule="auto"/>
-      </w:pPr>
-      <w:r>
-        <w:rPr>
-          <w:rFonts w:eastAsia="Raleway" w:cs="Raleway"/>
-          <w:color w:val="000000"/>
-        </w:rPr>
-        <w:t xml:space="preserve">Le chiffre d’affaires réalisé avec votre client québécois </w:t>
-      </w:r>
-      <w:r>
-        <w:rPr>
-          <w:rFonts w:eastAsia="Raleway" w:cs="Raleway"/>
-          <w:b/>
-          <w:bCs/>
-          <w:color w:val="000000"/>
-        </w:rPr>
         <w:t>n’est pas pris en compte</w:t>
       </w:r>
       <w:r>
@@ -2019,14 +1830,21 @@
           <w:rFonts w:eastAsia="Raleway" w:cs="Raleway"/>
           <w:color w:val="000000"/>
         </w:rPr>
-        <w:t xml:space="preserve"> pour apprécier les seuils de la franchise en base de TVA (37 500 € l’année précédente, </w:t>
-      </w:r>
-      <w:r>
-        <w:rPr>
-          <w:rFonts w:eastAsia="Raleway" w:cs="Raleway"/>
-          <w:color w:val="000000"/>
-        </w:rPr>
-        <w:t xml:space="preserve">                                  </w:t>
+        <w:t xml:space="preserve"> pour apprécier les seuils de la franchise en base de TVA (37 500 € l’année </w:t>
+      </w:r>
+      <w:r>
+        <w:rPr>
+          <w:rFonts w:eastAsia="Raleway" w:cs="Raleway"/>
+          <w:color w:val="000000"/>
+        </w:rPr>
+        <w:t xml:space="preserve">précédente,  </w:t>
+      </w:r>
+      <w:r>
+        <w:rPr>
+          <w:rFonts w:eastAsia="Raleway" w:cs="Raleway"/>
+          <w:color w:val="000000"/>
+        </w:rPr>
+        <w:t xml:space="preserve">                               </w:t>
       </w:r>
       <w:r>
         <w:rPr>
@@ -2076,23 +1894,7 @@
           <w:rFonts w:eastAsia="Raleway" w:cs="Raleway"/>
           <w:color w:val="000000"/>
         </w:rPr>
-        <w:t xml:space="preserve">Au titre de l’année 2025, vous deviez ainsi souscrire au printemps 2026 une déclaration de revenus comportant le chiffre d’affaires de votre micro-entreprise encaissé à compter du 29 novembre 2025 (déclaration n°2042-C-PRO, y compris en cas d’option pour le versement libératoire, pour le calcul de votre revenu fiscal de référence) ainsi que le formulaire n°3916 </w:t>
-      </w:r>
-      <w:proofErr w:type="gramStart"/>
-      <w:r>
-        <w:rPr>
-          <w:rFonts w:eastAsia="Raleway" w:cs="Raleway"/>
-          <w:color w:val="000000"/>
-        </w:rPr>
-        <w:t>relatif</w:t>
-      </w:r>
-      <w:proofErr w:type="gramEnd"/>
-      <w:r>
-        <w:rPr>
-          <w:rFonts w:eastAsia="Raleway" w:cs="Raleway"/>
-          <w:color w:val="000000"/>
-        </w:rPr>
-        <w:t xml:space="preserve"> à votre compte québécois.</w:t>
+        <w:t>Au titre de l’année 2025, vous deviez ainsi souscrire au printemps 2026 une déclaration de revenus comportant le chiffre d’affaires de votre micro-entreprise encaissé à compter du 29 novembre 2025 (déclaration n°2042-C-PRO, y compris en cas d’option pour le versement libératoire, pour le calcul de votre revenu fiscal de référence) ainsi que le formulaire n°3916 relatif à votre compte québécois.</w:t>
       </w:r>
     </w:p>
     <w:p>
@@ -2143,21 +1945,12 @@
         </w:numPr>
         <w:spacing w:after="60" w:line="276" w:lineRule="auto"/>
       </w:pPr>
-      <w:proofErr w:type="gramStart"/>
-      <w:r>
-        <w:rPr>
-          <w:rFonts w:eastAsia="Raleway" w:cs="Raleway"/>
-          <w:color w:val="000000"/>
-        </w:rPr>
-        <w:t>le</w:t>
-      </w:r>
-      <w:proofErr w:type="gramEnd"/>
-      <w:r>
-        <w:rPr>
-          <w:rFonts w:eastAsia="Raleway" w:cs="Raleway"/>
-          <w:color w:val="000000"/>
-        </w:rPr>
-        <w:t xml:space="preserve"> défaut de déclaration d’un compte à l’étranger est sanctionné par une amende de 1 500 € par compte et par année (article 1736, IV-2 du CGI), soit en l’espèce 1 500 € au plus pour l’année 2025 ;</w:t>
+      <w:r>
+        <w:rPr>
+          <w:rFonts w:eastAsia="Raleway" w:cs="Raleway"/>
+          <w:color w:val="000000"/>
+        </w:rPr>
+        <w:t>le défaut de déclaration d’un compte à l’étranger est sanctionné par une amende de 1 500 € par compte et par année (article 1736, IV-2 du CGI), soit en l’espèce 1 500 € au plus pour l’année 2025 ;</w:t>
       </w:r>
     </w:p>
     <w:p>
@@ -2169,21 +1962,12 @@
         </w:numPr>
         <w:spacing w:after="60" w:line="276" w:lineRule="auto"/>
       </w:pPr>
-      <w:proofErr w:type="gramStart"/>
-      <w:r>
-        <w:rPr>
-          <w:rFonts w:eastAsia="Raleway" w:cs="Raleway"/>
-          <w:color w:val="000000"/>
-        </w:rPr>
-        <w:t>le</w:t>
-      </w:r>
-      <w:proofErr w:type="gramEnd"/>
-      <w:r>
-        <w:rPr>
-          <w:rFonts w:eastAsia="Raleway" w:cs="Raleway"/>
-          <w:color w:val="000000"/>
-        </w:rPr>
-        <w:t xml:space="preserve"> solde de votre compte n’ayant jamais atteint 50 000 €, le délai dont dispose l’administration pour rectifier votre situation reste de trois ans et n’est pas porté à dix ans (article L. 169 du livre des procédures fiscales) ;</w:t>
+      <w:r>
+        <w:rPr>
+          <w:rFonts w:eastAsia="Raleway" w:cs="Raleway"/>
+          <w:color w:val="000000"/>
+        </w:rPr>
+        <w:t>le solde de votre compte n’ayant jamais atteint 50 000 €, le délai dont dispose l’administration pour rectifier votre situation reste de trois ans et n’est pas porté à dix ans (article L. 169 du livre des procédures fiscales) ;</w:t>
       </w:r>
     </w:p>
     <w:p>
@@ -2195,21 +1979,12 @@
         </w:numPr>
         <w:spacing w:after="60" w:line="276" w:lineRule="auto"/>
       </w:pPr>
-      <w:proofErr w:type="gramStart"/>
-      <w:r>
-        <w:rPr>
-          <w:rFonts w:eastAsia="Raleway" w:cs="Raleway"/>
-          <w:color w:val="000000"/>
-        </w:rPr>
-        <w:t>la</w:t>
-      </w:r>
-      <w:proofErr w:type="gramEnd"/>
-      <w:r>
-        <w:rPr>
-          <w:rFonts w:eastAsia="Raleway" w:cs="Raleway"/>
-          <w:color w:val="000000"/>
-        </w:rPr>
-        <w:t xml:space="preserve"> majoration de 80 % prévue en cas de rectification des sommes transitant par un compte non déclaré (article 1729-0 A du CGI) ne trouve pas à s’appliquer à une régularisation spontanée ;</w:t>
+      <w:r>
+        <w:rPr>
+          <w:rFonts w:eastAsia="Raleway" w:cs="Raleway"/>
+          <w:color w:val="000000"/>
+        </w:rPr>
+        <w:t>la majoration de 80 % prévue en cas de rectification des sommes transitant par un compte non déclaré (article 1729-0 A du CGI) ne trouve pas à s’appliquer à une régularisation spontanée ;</w:t>
       </w:r>
     </w:p>
     <w:p>
@@ -2221,21 +1996,12 @@
         </w:numPr>
         <w:spacing w:after="60" w:line="276" w:lineRule="auto"/>
       </w:pPr>
-      <w:proofErr w:type="gramStart"/>
-      <w:r>
-        <w:rPr>
-          <w:rFonts w:eastAsia="Raleway" w:cs="Raleway"/>
-          <w:color w:val="000000"/>
-        </w:rPr>
-        <w:t>l’amende</w:t>
-      </w:r>
-      <w:proofErr w:type="gramEnd"/>
-      <w:r>
-        <w:rPr>
-          <w:rFonts w:eastAsia="Raleway" w:cs="Raleway"/>
-          <w:color w:val="000000"/>
-        </w:rPr>
-        <w:t xml:space="preserve"> peut faire l’objet d’une demande de remise gracieuse (article L. 247 du livre des procédures fiscales), qu’une première omission régularisée spontanément, sur un compte dont l’origine des fonds est parfaitement justifiée, rend favorable, sans qu’une issue puisse être garantie.</w:t>
+      <w:r>
+        <w:rPr>
+          <w:rFonts w:eastAsia="Raleway" w:cs="Raleway"/>
+          <w:color w:val="000000"/>
+        </w:rPr>
+        <w:t>l’amende peut faire l’objet d’une demande de remise gracieuse (article L. 247 du livre des procédures fiscales), qu’une première omission régularisée spontanément, sur un compte dont l’origine des fonds est parfaitement justifiée, rend favorable, sans qu’une issue puisse être garantie.</w:t>
       </w:r>
     </w:p>
     <w:p>
@@ -2391,21 +2157,12 @@
         </w:numPr>
         <w:spacing w:after="60" w:line="276" w:lineRule="auto"/>
       </w:pPr>
-      <w:proofErr w:type="gramStart"/>
-      <w:r>
-        <w:rPr>
-          <w:rFonts w:eastAsia="Raleway" w:cs="Raleway"/>
-          <w:color w:val="000000"/>
-        </w:rPr>
-        <w:t>corriger</w:t>
-      </w:r>
-      <w:proofErr w:type="gramEnd"/>
-      <w:r>
-        <w:rPr>
-          <w:rFonts w:eastAsia="Raleway" w:cs="Raleway"/>
-          <w:color w:val="000000"/>
-        </w:rPr>
-        <w:t xml:space="preserve"> en premier lieu la catégorie de votre activité (BNC) sur le guichet unique, afin de ne régulariser qu’une seule fois et aux taux applicables ;</w:t>
+      <w:r>
+        <w:rPr>
+          <w:rFonts w:eastAsia="Raleway" w:cs="Raleway"/>
+          <w:color w:val="000000"/>
+        </w:rPr>
+        <w:t>corriger en premier lieu la catégorie de votre activité (BNC) sur le guichet unique, afin de ne régulariser qu’une seule fois et aux taux applicables ;</w:t>
       </w:r>
     </w:p>
     <w:p>
@@ -2417,21 +2174,12 @@
         </w:numPr>
         <w:spacing w:after="60" w:line="276" w:lineRule="auto"/>
       </w:pPr>
-      <w:proofErr w:type="gramStart"/>
-      <w:r>
-        <w:rPr>
-          <w:rFonts w:eastAsia="Raleway" w:cs="Raleway"/>
-          <w:color w:val="000000"/>
-        </w:rPr>
-        <w:t>reconstituer</w:t>
-      </w:r>
-      <w:proofErr w:type="gramEnd"/>
-      <w:r>
-        <w:rPr>
-          <w:rFonts w:eastAsia="Raleway" w:cs="Raleway"/>
-          <w:color w:val="000000"/>
-        </w:rPr>
-        <w:t>, période par période, le montant des encaissements québécois, convertis au cours du jour d’encaissement ;</w:t>
+      <w:r>
+        <w:rPr>
+          <w:rFonts w:eastAsia="Raleway" w:cs="Raleway"/>
+          <w:color w:val="000000"/>
+        </w:rPr>
+        <w:t>reconstituer, période par période, le montant des encaissements québécois, convertis au cours du jour d’encaissement ;</w:t>
       </w:r>
     </w:p>
     <w:p>
@@ -2443,21 +2191,12 @@
         </w:numPr>
         <w:spacing w:after="60" w:line="276" w:lineRule="auto"/>
       </w:pPr>
-      <w:proofErr w:type="gramStart"/>
-      <w:r>
-        <w:rPr>
-          <w:rFonts w:eastAsia="Raleway" w:cs="Raleway"/>
-          <w:color w:val="000000"/>
-        </w:rPr>
-        <w:t>déclarer</w:t>
-      </w:r>
-      <w:proofErr w:type="gramEnd"/>
-      <w:r>
-        <w:rPr>
-          <w:rFonts w:eastAsia="Raleway" w:cs="Raleway"/>
-          <w:color w:val="000000"/>
-        </w:rPr>
-        <w:t xml:space="preserve"> ces montants à l’URSSAF, par la messagerie de votre espace autoentrepreneur, en sollicitant la rectification des périodes concernées. Des majorations de retard seront appliquées ; le caractère spontané de la régularisation pourra être invoqué à l’appui d’une demande de remise.</w:t>
+      <w:r>
+        <w:rPr>
+          <w:rFonts w:eastAsia="Raleway" w:cs="Raleway"/>
+          <w:color w:val="000000"/>
+        </w:rPr>
+        <w:t>déclarer ces montants à l’URSSAF, par la messagerie de votre espace autoentrepreneur, en sollicitant la rectification des périodes concernées. Des majorations de retard seront appliquées ; le caractère spontané de la régularisation pourra être invoqué à l’appui d’une demande de remise.</w:t>
       </w:r>
     </w:p>
     <w:p>
@@ -2469,29 +2208,35 @@
         </w:numPr>
         <w:spacing w:after="60" w:line="276" w:lineRule="auto"/>
         <w:rPr>
-          <w:color w:val="auto"/>
-        </w:rPr>
-      </w:pPr>
-      <w:r>
-        <w:rPr>
+          <w:rFonts w:eastAsia="Raleway" w:cs="Raleway"/>
+          <w:color w:val="000000"/>
+        </w:rPr>
+      </w:pPr>
+      <w:r>
+        <w:rPr>
+          <w:rFonts w:eastAsia="Raleway" w:cs="Raleway"/>
           <w:b/>
           <w:bCs/>
-          <w:color w:val="auto"/>
-        </w:rPr>
-        <w:t>Mise en garde - versement libératoire et pacte civil de solidarité.</w:t>
-      </w:r>
-      <w:r>
-        <w:rPr>
-          <w:color w:val="auto"/>
-        </w:rPr>
-        <w:t xml:space="preserve"> </w:t>
-      </w:r>
-    </w:p>
-    <w:p>
-      <w:pPr>
-        <w:pStyle w:val="RALEWAYTEXTE"/>
-        <w:spacing w:after="140" w:line="276" w:lineRule="auto"/>
-        <w:ind w:firstLine="0"/>
+          <w:color w:val="000000"/>
+          <w:u w:val="single"/>
+        </w:rPr>
+        <w:t>Mise en garde – versement libératoire</w:t>
+      </w:r>
+      <w:r>
+        <w:rPr>
+          <w:rFonts w:eastAsia="Raleway" w:cs="Raleway"/>
+          <w:color w:val="000000"/>
+        </w:rPr>
+        <w:t xml:space="preserve"> : </w:t>
+      </w:r>
+      <w:r>
+        <w:rPr>
+          <w:rFonts w:eastAsia="Raleway" w:cs="Raleway"/>
+          <w:color w:val="000000"/>
+        </w:rPr>
+        <w:t xml:space="preserve"> L'option pour le versement libératoire n'est ouverte que si le revenu fiscal de référence de votre foyer au titre de l'avant-dernière année n'excède pas, par part de quotient familial, la limite supérieure de la deuxième tranche du barème de l'impôt sur le revenu (article 151-0, I-2° du CGI), </w:t>
+      </w:r>
+      <w:r>
         <w:rPr>
           <w:rFonts w:eastAsia="Raleway" w:cs="Raleway"/>
           <w:b/>
@@ -2499,13 +2244,14 @@
           <w:color w:val="000000"/>
           <w:u w:val="single"/>
         </w:rPr>
-      </w:pPr>
-      <w:r>
-        <w:rPr>
-          <w:rFonts w:eastAsia="Raleway" w:cs="Raleway"/>
-          <w:color w:val="000000"/>
-        </w:rPr>
-        <w:t xml:space="preserve">L'option pour le </w:t>
+        <w:t>soit 29 315 € par part pour une option applicable en 2026</w:t>
+      </w:r>
+      <w:r>
+        <w:rPr>
+          <w:rFonts w:eastAsia="Raleway" w:cs="Raleway"/>
+          <w:color w:val="000000"/>
+        </w:rPr>
+        <w:t xml:space="preserve"> (revenus 2024), et </w:t>
       </w:r>
       <w:r>
         <w:rPr>
@@ -2515,59 +2261,151 @@
           <w:color w:val="000000"/>
           <w:u w:val="single"/>
         </w:rPr>
-        <w:t xml:space="preserve">versement libératoire n'est ouverte que si le revenu fiscal de référence de votre foyer fiscal, au titre de l'avant-dernière année, n'excède pas un plafond fixé par part de quotient familial (article 151-0 du CGI). </w:t>
-      </w:r>
-    </w:p>
-    <w:p>
-      <w:pPr>
-        <w:pStyle w:val="RALEWAYTEXTE"/>
-        <w:spacing w:after="140" w:line="276" w:lineRule="auto"/>
-        <w:rPr>
-          <w:rFonts w:eastAsia="Raleway" w:cs="Raleway"/>
-          <w:color w:val="000000"/>
-        </w:rPr>
-      </w:pPr>
-      <w:r>
-        <w:rPr>
-          <w:rFonts w:eastAsia="Raleway" w:cs="Raleway"/>
-          <w:color w:val="000000"/>
-        </w:rPr>
-        <w:t xml:space="preserve">Étant liée par un pacte civil de solidarité, les revenus de votre partenaire sont, en principe, pris en compte dans ce revenu fiscal de référence dès lors que vous faites l'objet d'une imposition commune. </w:t>
-      </w:r>
-    </w:p>
-    <w:p>
-      <w:pPr>
-        <w:pStyle w:val="RALEWAYTEXTE"/>
-        <w:spacing w:after="140" w:line="276" w:lineRule="auto"/>
-        <w:rPr>
-          <w:rFonts w:eastAsia="Raleway" w:cs="Raleway"/>
-          <w:color w:val="000000"/>
-        </w:rPr>
-      </w:pPr>
-      <w:r>
-        <w:rPr>
-          <w:rFonts w:eastAsia="Raleway" w:cs="Raleway"/>
-          <w:color w:val="000000"/>
-        </w:rPr>
-        <w:t xml:space="preserve">Nous ne connaissons ni la date de conclusion de votre PACS ni les revenus de votre foyer : si ce plafond était dépassé, votre option ne pourrait pas s'appliquer, et vos revenus professionnels devraient être soumis au barème progressif de l'impôt sur le revenu. </w:t>
-      </w:r>
-    </w:p>
-    <w:p>
-      <w:pPr>
-        <w:pStyle w:val="RALEWAYTEXTE"/>
-        <w:spacing w:after="140" w:line="276" w:lineRule="auto"/>
-        <w:rPr>
-          <w:rFonts w:eastAsia="Raleway" w:cs="Raleway"/>
-          <w:color w:val="000000"/>
-        </w:rPr>
-      </w:pPr>
-      <w:r>
-        <w:rPr>
-          <w:rFonts w:eastAsia="Raleway" w:cs="Raleway"/>
-          <w:color w:val="000000"/>
-        </w:rPr>
-        <w:t>Ce point doit être vérifié avant toute régularisation.</w:t>
-      </w:r>
+        <w:t>29 579 € par part pour 2027 (revenus 2025).</w:t>
+      </w:r>
+    </w:p>
+    <w:p>
+      <w:pPr>
+        <w:pStyle w:val="RALEWAYPUCES"/>
+        <w:numPr>
+          <w:ilvl w:val="0"/>
+          <w:numId w:val="0"/>
+        </w:numPr>
+        <w:spacing w:after="60" w:line="276" w:lineRule="auto"/>
+        <w:rPr>
+          <w:rFonts w:eastAsia="Raleway" w:cs="Raleway"/>
+          <w:color w:val="000000"/>
+        </w:rPr>
+      </w:pPr>
+      <w:r>
+        <w:rPr>
+          <w:rFonts w:eastAsia="Raleway" w:cs="Raleway"/>
+          <w:color w:val="000000"/>
+        </w:rPr>
+        <w:t xml:space="preserve">Pour les années 2025 et 2026, cette condition </w:t>
+      </w:r>
+      <w:r>
+        <w:rPr>
+          <w:rFonts w:eastAsia="Raleway" w:cs="Raleway"/>
+          <w:color w:val="000000"/>
+        </w:rPr>
+        <w:t>serait</w:t>
+      </w:r>
+      <w:r>
+        <w:rPr>
+          <w:rFonts w:eastAsia="Raleway" w:cs="Raleway"/>
+          <w:color w:val="000000"/>
+        </w:rPr>
+        <w:t xml:space="preserve"> remplie : résidente fiscale canadienne en 2023 et 2024, votre revenu fiscal de référence de ces années </w:t>
+      </w:r>
+      <w:r>
+        <w:rPr>
+          <w:rFonts w:eastAsia="Raleway" w:cs="Raleway"/>
+          <w:color w:val="000000"/>
+          <w:u w:val="single"/>
+        </w:rPr>
+        <w:t xml:space="preserve">n'est constitué que de vos éventuels revenus de source française </w:t>
+      </w:r>
+      <w:r>
+        <w:rPr>
+          <w:rFonts w:eastAsia="Raleway" w:cs="Raleway"/>
+          <w:color w:val="000000"/>
+        </w:rPr>
+        <w:t>(BOI-BIC-DECLA-10-40-10, § 30). Nous vous recommandons de conserver les justificatifs de votre résidence au Canada durant cette période.</w:t>
+      </w:r>
+    </w:p>
+    <w:p>
+      <w:pPr>
+        <w:pStyle w:val="RALEWAYPUCES"/>
+        <w:numPr>
+          <w:ilvl w:val="0"/>
+          <w:numId w:val="0"/>
+        </w:numPr>
+        <w:spacing w:after="60" w:line="276" w:lineRule="auto"/>
+        <w:rPr>
+          <w:rFonts w:eastAsia="Raleway" w:cs="Raleway"/>
+          <w:color w:val="000000"/>
+        </w:rPr>
+      </w:pPr>
+      <w:r>
+        <w:rPr>
+          <w:rFonts w:eastAsia="Raleway" w:cs="Raleway"/>
+          <w:color w:val="000000"/>
+        </w:rPr>
+        <w:t>Pour 2027, la condition s'appréciera au regard de votre revenu fiscal de référence 2025, qui intégrera vos recettes professionnelles perçues à compter de votre retour en France et, si vous faisiez l'objet d'une imposition commune en 2025, les revenus de votre partenaire de PACS, le nombre de parts étant celui de votre foyer en 2025</w:t>
+      </w:r>
+      <w:r>
+        <w:rPr>
+          <w:rFonts w:eastAsia="Raleway" w:cs="Raleway"/>
+          <w:color w:val="000000"/>
+        </w:rPr>
+        <w:t>.</w:t>
+      </w:r>
+    </w:p>
+    <w:p>
+      <w:pPr>
+        <w:pStyle w:val="RALEWAYPUCES"/>
+        <w:numPr>
+          <w:ilvl w:val="0"/>
+          <w:numId w:val="0"/>
+        </w:numPr>
+        <w:spacing w:after="60" w:line="276" w:lineRule="auto"/>
+        <w:rPr>
+          <w:rFonts w:eastAsia="Raleway" w:cs="Raleway"/>
+          <w:color w:val="000000"/>
+        </w:rPr>
+      </w:pPr>
+      <w:r>
+        <w:rPr>
+          <w:rFonts w:eastAsia="Raleway" w:cs="Raleway"/>
+          <w:color w:val="000000"/>
+        </w:rPr>
+        <w:t>Ce point devra être vérifié à réception de votre avis d'imposition 2026, avant le</w:t>
+      </w:r>
+      <w:r>
+        <w:rPr>
+          <w:rFonts w:eastAsia="Raleway" w:cs="Raleway"/>
+          <w:color w:val="000000"/>
+        </w:rPr>
+        <w:t xml:space="preserve">                                     </w:t>
+      </w:r>
+      <w:r>
+        <w:rPr>
+          <w:rFonts w:eastAsia="Raleway" w:cs="Raleway"/>
+          <w:color w:val="000000"/>
+        </w:rPr>
+        <w:t xml:space="preserve"> 30 septembre 2026 si une renonciation devait s'imposer.</w:t>
+      </w:r>
+    </w:p>
+    <w:p>
+      <w:pPr>
+        <w:pStyle w:val="RALEWAYPUCES"/>
+        <w:numPr>
+          <w:ilvl w:val="0"/>
+          <w:numId w:val="0"/>
+        </w:numPr>
+        <w:spacing w:after="60" w:line="276" w:lineRule="auto"/>
+        <w:ind w:left="851" w:hanging="360"/>
+        <w:rPr>
+          <w:rFonts w:eastAsia="Raleway" w:cs="Raleway"/>
+          <w:color w:val="000000"/>
+        </w:rPr>
+      </w:pPr>
+    </w:p>
+    <w:p>
+      <w:pPr>
+        <w:pStyle w:val="RALEWAYPUCES"/>
+        <w:numPr>
+          <w:ilvl w:val="0"/>
+          <w:numId w:val="0"/>
+        </w:numPr>
+        <w:spacing w:after="60" w:line="276" w:lineRule="auto"/>
+        <w:ind w:left="851" w:hanging="360"/>
+        <w:rPr>
+          <w:rFonts w:eastAsia="Raleway" w:cs="Raleway"/>
+          <w:color w:val="000000"/>
+        </w:rPr>
+      </w:pPr>
     </w:p>
     <w:p>
       <w:pPr>
@@ -2579,6 +2417,7 @@
         <w:rPr>
           <w:rFonts w:eastAsia="Raleway" w:cs="Raleway"/>
         </w:rPr>
+        <w:lastRenderedPageBreak/>
         <w:t>III.8. Votre relation avec le groupe Strøm</w:t>
       </w:r>
     </w:p>
@@ -2605,7 +2444,6 @@
           <w:rFonts w:eastAsia="Raleway" w:cs="Raleway"/>
           <w:color w:val="000000"/>
         </w:rPr>
-        <w:lastRenderedPageBreak/>
         <w:t xml:space="preserve">Les éléments que vous nous avez communiqués </w:t>
       </w:r>
       <w:r>
@@ -3282,7 +3120,25 @@
                 <w:sz w:val="20"/>
                 <w:szCs w:val="20"/>
               </w:rPr>
-              <w:t>Régulariser — prioritaire</w:t>
+              <w:t xml:space="preserve">Régulariser </w:t>
+            </w:r>
+            <w:r>
+              <w:rPr>
+                <w:rFonts w:eastAsia="Raleway" w:cs="Raleway"/>
+                <w:color w:val="000000"/>
+                <w:sz w:val="20"/>
+                <w:szCs w:val="20"/>
+              </w:rPr>
+              <w:t>-</w:t>
+            </w:r>
+            <w:r>
+              <w:rPr>
+                <w:rFonts w:eastAsia="Raleway" w:cs="Raleway"/>
+                <w:color w:val="000000"/>
+                <w:sz w:val="20"/>
+                <w:szCs w:val="20"/>
+              </w:rPr>
+              <w:t xml:space="preserve"> prioritaire</w:t>
             </w:r>
           </w:p>
         </w:tc>
@@ -3387,11 +3243,62 @@
           <w:color w:val="000000"/>
         </w:rPr>
       </w:pPr>
-      <w:r>
-        <w:rPr>
-          <w:rFonts w:eastAsia="Raleway" w:cs="Raleway"/>
-          <w:color w:val="000000"/>
-        </w:rPr>
+    </w:p>
+    <w:p>
+      <w:pPr>
+        <w:pStyle w:val="RALEWAYTEXTE"/>
+        <w:spacing w:after="160" w:line="276" w:lineRule="auto"/>
+        <w:rPr>
+          <w:rFonts w:eastAsia="Raleway" w:cs="Raleway"/>
+          <w:color w:val="000000"/>
+        </w:rPr>
+      </w:pPr>
+    </w:p>
+    <w:p>
+      <w:pPr>
+        <w:pStyle w:val="RALEWAYTEXTE"/>
+        <w:spacing w:after="160" w:line="276" w:lineRule="auto"/>
+        <w:rPr>
+          <w:rFonts w:eastAsia="Raleway" w:cs="Raleway"/>
+          <w:color w:val="000000"/>
+        </w:rPr>
+      </w:pPr>
+    </w:p>
+    <w:p>
+      <w:pPr>
+        <w:pStyle w:val="RALEWAYTEXTE"/>
+        <w:spacing w:after="160" w:line="276" w:lineRule="auto"/>
+        <w:rPr>
+          <w:rFonts w:eastAsia="Raleway" w:cs="Raleway"/>
+          <w:color w:val="000000"/>
+        </w:rPr>
+      </w:pPr>
+    </w:p>
+    <w:p>
+      <w:pPr>
+        <w:pStyle w:val="RALEWAYTEXTE"/>
+        <w:spacing w:after="160" w:line="276" w:lineRule="auto"/>
+        <w:rPr>
+          <w:rFonts w:eastAsia="Raleway" w:cs="Raleway"/>
+          <w:color w:val="000000"/>
+        </w:rPr>
+      </w:pPr>
+    </w:p>
+    <w:p>
+      <w:pPr>
+        <w:pStyle w:val="RALEWAYTEXTE"/>
+        <w:spacing w:after="160" w:line="276" w:lineRule="auto"/>
+        <w:rPr>
+          <w:rFonts w:eastAsia="Raleway" w:cs="Raleway"/>
+          <w:color w:val="000000"/>
+        </w:rPr>
+      </w:pPr>
+      <w:r>
+        <w:rPr>
+          <w:rFonts w:eastAsia="Raleway" w:cs="Raleway"/>
+          <w:color w:val="000000"/>
+        </w:rPr>
+        <w:lastRenderedPageBreak/>
         <w:t>Ayant</w:t>
       </w:r>
       <w:r>
@@ -3685,7 +3592,13 @@
           <w:rPr>
             <w:rFonts w:ascii="Raleway" w:hAnsi="Raleway"/>
           </w:rPr>
-          <w:t>/8</w:t>
+          <w:t>/</w:t>
+        </w:r>
+        <w:r>
+          <w:rPr>
+            <w:rFonts w:ascii="Raleway" w:hAnsi="Raleway"/>
+          </w:rPr>
+          <w:t>9</w:t>
         </w:r>
       </w:p>
     </w:sdtContent>
@@ -7284,7 +7197,6 @@
   <w:style w:type="character" w:default="1" w:styleId="Policepardfaut">
     <w:name w:val="Default Paragraph Font"/>
     <w:uiPriority w:val="1"/>
-    <w:semiHidden/>
     <w:unhideWhenUsed/>
   </w:style>
   <w:style w:type="table" w:default="1" w:styleId="TableauNormal">
